--- a/backend/templates/contract-standard.docx
+++ b/backend/templates/contract-standard.docx
@@ -89,6 +89,9 @@
     <w:p>
       <w:pPr>
         <w:pStyle w:val="ConsPlusNonformat"/>
+        <w:tabs>
+          <w:tab w:val="right" w:pos="9638"/>
+        </w:tabs>
         <w:ind w:firstLine="708"/>
         <w:jc w:val="both"/>
         <w:rPr>
@@ -101,7 +104,7 @@
           <w:rFonts w:ascii="Times New Roman" w:hAnsi="Times New Roman" w:cs="Times New Roman"/>
           <w:sz w:val="22"/>
         </w:rPr>
-        <w:t xml:space="preserve">г. Москва    </w:t>
+        <w:t xml:space="preserve">г. Москва</w:t>
       </w:r>
       <w:r>
         <w:rPr>
@@ -110,50 +113,6 @@
         </w:rPr>
         <w:tab/>
       </w:r>
-      <w:r>
-        <w:rPr>
-          <w:rFonts w:ascii="Times New Roman" w:hAnsi="Times New Roman" w:cs="Times New Roman"/>
-          <w:sz w:val="22"/>
-        </w:rPr>
-        <w:tab/>
-      </w:r>
-      <w:r>
-        <w:rPr>
-          <w:rFonts w:ascii="Times New Roman" w:hAnsi="Times New Roman" w:cs="Times New Roman"/>
-          <w:sz w:val="22"/>
-        </w:rPr>
-        <w:tab/>
-      </w:r>
-      <w:r>
-        <w:rPr>
-          <w:rFonts w:ascii="Times New Roman" w:hAnsi="Times New Roman" w:cs="Times New Roman"/>
-          <w:sz w:val="22"/>
-        </w:rPr>
-        <w:tab/>
-      </w:r>
-      <w:r>
-        <w:rPr>
-          <w:rFonts w:ascii="Times New Roman" w:hAnsi="Times New Roman" w:cs="Times New Roman"/>
-          <w:sz w:val="22"/>
-        </w:rPr>
-        <w:tab/>
-        <w:t xml:space="preserve">              </w:t>
-      </w:r>
-      <w:r>
-        <w:rPr>
-          <w:rFonts w:ascii="Times New Roman" w:hAnsi="Times New Roman" w:cs="Times New Roman"/>
-          <w:sz w:val="22"/>
-        </w:rPr>
-        <w:tab/>
-      </w:r>
-      <w:r>
-        <w:rPr>
-          <w:rFonts w:ascii="Times New Roman" w:hAnsi="Times New Roman" w:cs="Times New Roman"/>
-          <w:sz w:val="22"/>
-        </w:rPr>
-        <w:t xml:space="preserve">   </w:t>
-      </w:r>
-      <w:proofErr w:type="gramStart"/>
       <w:r>
         <w:rPr>
           <w:rFonts w:ascii="Times New Roman" w:hAnsi="Times New Roman" w:cs="Times New Roman"/>
@@ -220,45 +179,6 @@
           <w:sz w:val="22"/>
         </w:rPr>
         <w:t xml:space="preserve">от 07 июля 2026 года № 113, именуемая в дальнейшем «Наймодатель» с одной стороны, и гражданин(ка) {residentFullName}, </w:t>
-      </w:r>
-    </w:p>
-    <w:p>
-      <w:pPr>
-        <w:pStyle w:val="ConsPlusNonformat"/>
-        <w:widowControl/>
-        <w:spacing w:line="276" w:lineRule="auto"/>
-        <w:ind w:firstLine="709"/>
-        <w:jc w:val="center"/>
-        <w:rPr>
-          <w:rFonts w:ascii="Times New Roman" w:hAnsi="Times New Roman" w:cs="Times New Roman"/>
-          <w:sz w:val="22"/>
-          <w:vertAlign w:val="superscript"/>
-        </w:rPr>
-      </w:pPr>
-      <w:r>
-        <w:rPr>
-          <w:rFonts w:ascii="Times New Roman" w:hAnsi="Times New Roman" w:cs="Times New Roman"/>
-          <w:sz w:val="22"/>
-          <w:vertAlign w:val="superscript"/>
-        </w:rPr>
-        <w:t xml:space="preserve"> (</w:t>
-      </w:r>
-      <w:r>
-        <w:rPr>
-          <w:rFonts w:ascii="Times New Roman" w:hAnsi="Times New Roman" w:cs="Times New Roman"/>
-          <w:i/>
-          <w:sz w:val="22"/>
-          <w:vertAlign w:val="superscript"/>
-        </w:rPr>
-        <w:t xml:space="preserve">фамилия, имя, отчество</w:t>
-      </w:r>
-      <w:r>
-        <w:rPr>
-          <w:rFonts w:ascii="Times New Roman" w:hAnsi="Times New Roman" w:cs="Times New Roman"/>
-          <w:sz w:val="22"/>
-          <w:vertAlign w:val="superscript"/>
-        </w:rPr>
-        <w:t xml:space="preserve">)</w:t>
       </w:r>
     </w:p>
     <w:p>
@@ -373,26 +293,40 @@
           <w:color w:val="000000" w:themeColor="text1"/>
           <w:sz w:val="22"/>
         </w:rPr>
-        <w:t xml:space="preserve">с {facultet}</w:t>
-      </w:r>
-    </w:p>
-    <w:p>
-      <w:pPr>
-        <w:pStyle w:val="ConsPlusNonformat"/>
-        <w:jc w:val="both"/>
-        <w:rPr>
-          <w:rFonts w:ascii="Times New Roman" w:hAnsi="Times New Roman" w:cs="Times New Roman"/>
-          <w:color w:val="000000" w:themeColor="text1"/>
-          <w:sz w:val="22"/>
-        </w:rPr>
-      </w:pPr>
-      <w:r>
-        <w:rPr>
-          <w:rFonts w:ascii="Times New Roman" w:hAnsi="Times New Roman" w:cs="Times New Roman"/>
-          <w:color w:val="000000" w:themeColor="text1"/>
-          <w:sz w:val="22"/>
-        </w:rPr>
-        <w:t xml:space="preserve">Категория/форма обучения {formObuch}</w:t>
+        <w:t xml:space="preserve">с {residenceReasonText}.</w:t>
+      </w:r>
+      <w:r>
+        <w:rPr>
+          <w:rFonts w:ascii="Times New Roman" w:hAnsi="Times New Roman" w:cs="Times New Roman"/>
+          <w:color w:val="000000" w:themeColor="text1"/>
+          <w:sz w:val="22"/>
+        </w:rPr>
+        <w:t xml:space="preserve">{#isOwnUniversity}</w:t>
+      </w:r>
+      <w:r>
+        <w:rPr>
+          <w:rFonts w:ascii="Times New Roman" w:hAnsi="Times New Roman" w:cs="Times New Roman"/>
+          <w:color w:val="000000" w:themeColor="text1"/>
+          <w:sz w:val="22"/>
+        </w:rPr>
+        <w:br/>
+        <w:t xml:space="preserve">Категория/форма обучения </w:t>
+      </w:r>
+      <w:r>
+        <w:rPr>
+          <w:rFonts w:ascii="Times New Roman" w:hAnsi="Times New Roman" w:cs="Times New Roman"/>
+          <w:color w:val="000000" w:themeColor="text1"/>
+          <w:sz w:val="22"/>
+        </w:rPr>
+        <w:t xml:space="preserve">{residentFormObuch}</w:t>
+      </w:r>
+      <w:r>
+        <w:rPr>
+          <w:rFonts w:ascii="Times New Roman" w:hAnsi="Times New Roman" w:cs="Times New Roman"/>
+          <w:color w:val="000000" w:themeColor="text1"/>
+          <w:sz w:val="22"/>
+        </w:rPr>
+        <w:t xml:space="preserve">{/isOwnUniversity}</w:t>
       </w:r>
     </w:p>
     <w:p>
@@ -1367,7 +1301,7 @@
           <w:color w:val="000000" w:themeColor="text1"/>
           <w:sz w:val="22"/>
         </w:rPr>
-        <w:t xml:space="preserve">4.1. Размер платы за жилое помещение составляет {totalMonthly} за полный месяц проживания и состоит из платы  за пользование жилым помещением (плата за наем), которая  составляет {rentAmount} в месяц, НДС не облагается на основании п. 10 ст. 149 НК РФ и  платы за коммунальные услуги (электроснабжение, газоснабжение, холодное водоснабжение, водоотведение (канализацию), горячее водоснабжение и теплоснабжение (отопление), которая составляет {utilitiesAmount} в месяц. </w:t>
+        <w:t xml:space="preserve">4.1. Размер платы за жилое помещение составляет: {totalMonthly} ({totalMonthlyWords}) {totalMonthlyKopecks} копеек за полный месяц проживания и состоит из платы за пользование жилым помещением (плата за наем), которая составляет: {rentAmount} ({rentAmountWords}) {rentAmountKopecks} копеек, НДС не облагается на основании п. 10 ст. 149 НК РФ и платы за коммунальные услуги (электроснабжение, газоснабжение, холодное водоснабжение, водоотведение (канализацию), горячее водоснабжение и теплоснабжение (отопление), которая составляет {utilitiesAmount} ({utilitiesAmountWords}) {utilitiesAmountKopecks} копеек в месяц.</w:t>
       </w:r>
     </w:p>
     <w:bookmarkEnd w:id="0"/>
@@ -2279,7 +2213,7 @@
           </w:tcPr>
           <w:p>
             <w:pPr>
-              <w:jc w:val="both"/>
+              <w:jc w:val="center"/>
               <w:rPr>
                 <w:sz w:val="22"/>
                 <w:szCs w:val="22"/>
@@ -2290,7 +2224,7 @@
                 <w:sz w:val="22"/>
                 <w:szCs w:val="22"/>
               </w:rPr>
-              <w:t>{residentFullName}</w:t>
+              <w:t>{residentFullNameSurname}</w:t>
             </w:r>
           </w:p>
         </w:tc>
@@ -2357,12 +2291,19 @@
           </w:tcPr>
           <w:p>
             <w:pPr>
-              <w:jc w:val="both"/>
-              <w:rPr>
-                <w:sz w:val="22"/>
-                <w:szCs w:val="22"/>
-              </w:rPr>
-            </w:pPr>
+              <w:jc w:val="center"/>
+              <w:rPr>
+                <w:sz w:val="22"/>
+                <w:szCs w:val="22"/>
+              </w:rPr>
+            </w:pPr>
+            <w:r>
+              <w:rPr>
+                <w:sz w:val="22"/>
+                <w:szCs w:val="22"/>
+              </w:rPr>
+              <w:t>{residentFullNameRest}</w:t>
+            </w:r>
           </w:p>
         </w:tc>
       </w:tr>
@@ -2456,7 +2397,7 @@
           </w:tcPr>
           <w:p>
             <w:pPr>
-              <w:jc w:val="both"/>
+              <w:jc w:val="center"/>
               <w:rPr>
                 <w:sz w:val="22"/>
                 <w:szCs w:val="22"/>
@@ -2561,7 +2502,7 @@
           </w:tcPr>
           <w:p>
             <w:pPr>
-              <w:jc w:val="both"/>
+              <w:jc w:val="center"/>
               <w:rPr>
                 <w:sz w:val="22"/>
                 <w:szCs w:val="22"/>
@@ -2617,7 +2558,7 @@
           </w:tcPr>
           <w:p>
             <w:pPr>
-              <w:jc w:val="both"/>
+              <w:jc w:val="center"/>
               <w:rPr>
                 <w:sz w:val="22"/>
                 <w:szCs w:val="22"/>
@@ -2695,12 +2636,19 @@
           </w:tcPr>
           <w:p>
             <w:pPr>
-              <w:jc w:val="both"/>
-              <w:rPr>
-                <w:sz w:val="22"/>
-                <w:szCs w:val="22"/>
-              </w:rPr>
-            </w:pPr>
+              <w:jc w:val="center"/>
+              <w:rPr>
+                <w:sz w:val="22"/>
+                <w:szCs w:val="22"/>
+              </w:rPr>
+            </w:pPr>
+            <w:r>
+              <w:rPr>
+                <w:sz w:val="22"/>
+                <w:szCs w:val="22"/>
+              </w:rPr>
+              <w:t>{residentPassportIssuedByLine}</w:t>
+            </w:r>
           </w:p>
         </w:tc>
       </w:tr>
@@ -2779,7 +2727,7 @@
                 <w:sz w:val="22"/>
                 <w:szCs w:val="22"/>
               </w:rPr>
-              <w:t>{residentPassportIssuedInfo}</w:t>
+              <w:t>{residentPassportIssuedCodeDateLine}</w:t>
             </w:r>
           </w:p>
         </w:tc>
@@ -2952,13 +2900,6 @@
                 <w:szCs w:val="22"/>
               </w:rPr>
             </w:pPr>
-            <w:r>
-              <w:rPr>
-                <w:sz w:val="22"/>
-                <w:szCs w:val="22"/>
-              </w:rPr>
-              <w:t>{residentAddress}</w:t>
-            </w:r>
           </w:p>
         </w:tc>
       </w:tr>
@@ -3017,12 +2958,19 @@
           </w:tcPr>
           <w:p>
             <w:pPr>
-              <w:jc w:val="both"/>
-              <w:rPr>
-                <w:sz w:val="22"/>
-                <w:szCs w:val="22"/>
-              </w:rPr>
-            </w:pPr>
+              <w:jc w:val="center"/>
+              <w:rPr>
+                <w:sz w:val="22"/>
+                <w:szCs w:val="22"/>
+              </w:rPr>
+            </w:pPr>
+            <w:r>
+              <w:rPr>
+                <w:sz w:val="22"/>
+                <w:szCs w:val="22"/>
+              </w:rPr>
+              <w:t>{residentAddressLine1}</w:t>
+            </w:r>
           </w:p>
         </w:tc>
       </w:tr>
@@ -3081,12 +3029,19 @@
           </w:tcPr>
           <w:p>
             <w:pPr>
-              <w:jc w:val="both"/>
-              <w:rPr>
-                <w:sz w:val="22"/>
-                <w:szCs w:val="22"/>
-              </w:rPr>
-            </w:pPr>
+              <w:jc w:val="center"/>
+              <w:rPr>
+                <w:sz w:val="22"/>
+                <w:szCs w:val="22"/>
+              </w:rPr>
+            </w:pPr>
+            <w:r>
+              <w:rPr>
+                <w:sz w:val="22"/>
+                <w:szCs w:val="22"/>
+              </w:rPr>
+              <w:t>{residentAddressLine2}</w:t>
+            </w:r>
           </w:p>
         </w:tc>
       </w:tr>
@@ -3172,7 +3127,7 @@
           </w:tcPr>
           <w:p>
             <w:pPr>
-              <w:jc w:val="both"/>
+              <w:jc w:val="center"/>
               <w:rPr>
                 <w:sz w:val="22"/>
                 <w:szCs w:val="22"/>
@@ -3271,7 +3226,7 @@
           </w:tcPr>
           <w:p>
             <w:pPr>
-              <w:jc w:val="both"/>
+              <w:jc w:val="center"/>
               <w:rPr>
                 <w:sz w:val="22"/>
                 <w:szCs w:val="22"/>
@@ -3282,7 +3237,7 @@
                 <w:sz w:val="22"/>
                 <w:szCs w:val="22"/>
               </w:rPr>
-              <w:t>{residentInstituteCourse}</w:t>
+              <w:t>{residentCourseLine}</w:t>
             </w:r>
           </w:p>
         </w:tc>
@@ -3342,12 +3297,19 @@
           </w:tcPr>
           <w:p>
             <w:pPr>
-              <w:jc w:val="both"/>
-              <w:rPr>
-                <w:sz w:val="22"/>
-                <w:szCs w:val="22"/>
-              </w:rPr>
-            </w:pPr>
+              <w:jc w:val="center"/>
+              <w:rPr>
+                <w:sz w:val="22"/>
+                <w:szCs w:val="22"/>
+              </w:rPr>
+            </w:pPr>
+            <w:r>
+              <w:rPr>
+                <w:sz w:val="22"/>
+                <w:szCs w:val="22"/>
+              </w:rPr>
+              <w:t>{residentFacultetLine}</w:t>
+            </w:r>
           </w:p>
         </w:tc>
       </w:tr>
@@ -3434,7 +3396,7 @@
           </w:tcPr>
           <w:p>
             <w:pPr>
-              <w:jc w:val="both"/>
+              <w:jc w:val="center"/>
               <w:rPr>
                 <w:sz w:val="22"/>
                 <w:szCs w:val="22"/>
@@ -4111,7 +4073,7 @@
           </w:tcPr>
           <w:p>
             <w:pPr>
-              <w:jc w:val="both"/>
+              <w:jc w:val="center"/>
               <w:rPr>
                 <w:sz w:val="22"/>
                 <w:szCs w:val="22"/>
@@ -4122,7 +4084,7 @@
                 <w:sz w:val="22"/>
                 <w:szCs w:val="22"/>
               </w:rPr>
-              <w:t>{residentFullName}</w:t>
+              <w:t>{residentFullNameShort}</w:t>
             </w:r>
           </w:p>
         </w:tc>

--- a/backend/templates/contract-standard.docx
+++ b/backend/templates/contract-standard.docx
@@ -180,17 +180,6 @@
         </w:rPr>
         <w:t xml:space="preserve">от 07 июля 2026 года № 113, именуемая в дальнейшем «Наймодатель» с одной стороны, и гражданин(ка) {residentFullName}, </w:t>
       </w:r>
-    </w:p>
-    <w:p>
-      <w:pPr>
-        <w:pStyle w:val="ConsPlusNonformat"/>
-        <w:widowControl/>
-        <w:jc w:val="both"/>
-        <w:rPr>
-          <w:rFonts w:ascii="Times New Roman" w:hAnsi="Times New Roman" w:cs="Times New Roman"/>
-          <w:sz w:val="22"/>
-        </w:rPr>
-      </w:pPr>
       <w:r>
         <w:rPr>
           <w:rFonts w:ascii="Times New Roman" w:hAnsi="Times New Roman" w:cs="Times New Roman"/>

--- a/backend/templates/contract-standard.docx
+++ b/backend/templates/contract-standard.docx
@@ -254,7 +254,7 @@
     <w:p>
       <w:pPr>
         <w:pStyle w:val="ConsPlusNonformat"/>
-        <w:jc w:val="both"/>
+        <w:jc w:val="left"/>
         <w:rPr>
           <w:rFonts w:ascii="Times New Roman" w:hAnsi="Times New Roman" w:cs="Times New Roman"/>
           <w:color w:val="000000" w:themeColor="text1"/>

--- a/backend/templates/contract-standard.docx
+++ b/backend/templates/contract-standard.docx
@@ -306,6 +306,7 @@
           <w:rFonts w:ascii="Times New Roman" w:hAnsi="Times New Roman" w:cs="Times New Roman"/>
           <w:color w:val="000000" w:themeColor="text1"/>
           <w:sz w:val="22"/>
+          <w:u w:val="single"/>
         </w:rPr>
         <w:t xml:space="preserve">{residentFormObuch}</w:t>
       </w:r>

--- a/backend/templates/contract-standard.docx
+++ b/backend/templates/contract-standard.docx
@@ -248,7 +248,46 @@
         <w:rPr>
           <w:rFonts w:ascii="Times New Roman" w:hAnsi="Times New Roman" w:cs="Times New Roman"/>
         </w:rPr>
-        <w:t xml:space="preserve"> 1.1. Наймодатель передает Нанимателю за плату во  владение и пользование изолированное жилое   помещение, находящееся в общежитии, принадлежащем Наймодателю на праве собственности, расположенное  по адресу: 111024, г. Москва, ул. Авиамоторная, д. 55, корп. 5 комната № {roomName}, для временного  проживания в нем с  {startDateShort} по {endDateShort}.</w:t>
+        <w:t xml:space="preserve"> 1.1. Наймодатель передает Нанимателю за плату во  владение и пользование изолированное жилое   помещение, находящееся в общежитии, принадлежащем Наймодателю на праве собственности, расположенное  по адресу: 111024, г. Москва, ул. Авиамоторная, д. 55, корп. 5 комната № </w:t>
+      </w:r>
+      <w:r>
+        <w:rPr>
+          <w:rFonts w:ascii="Times New Roman" w:hAnsi="Times New Roman" w:cs="Times New Roman"/>
+          <w:u w:val="single"/>
+        </w:rPr>
+        <w:t xml:space="preserve">{roomName}</w:t>
+      </w:r>
+      <w:r>
+        <w:rPr>
+          <w:rFonts w:ascii="Times New Roman" w:hAnsi="Times New Roman" w:cs="Times New Roman"/>
+        </w:rPr>
+        <w:t xml:space="preserve">, для временного  проживания в нем с  </w:t>
+      </w:r>
+      <w:r>
+        <w:rPr>
+          <w:rFonts w:ascii="Times New Roman" w:hAnsi="Times New Roman" w:cs="Times New Roman"/>
+          <w:u w:val="single"/>
+        </w:rPr>
+        <w:t xml:space="preserve">{startDateShort}</w:t>
+      </w:r>
+      <w:r>
+        <w:rPr>
+          <w:rFonts w:ascii="Times New Roman" w:hAnsi="Times New Roman" w:cs="Times New Roman"/>
+        </w:rPr>
+        <w:t xml:space="preserve"> по </w:t>
+      </w:r>
+      <w:r>
+        <w:rPr>
+          <w:rFonts w:ascii="Times New Roman" w:hAnsi="Times New Roman" w:cs="Times New Roman"/>
+          <w:u w:val="single"/>
+        </w:rPr>
+        <w:t xml:space="preserve">{endDateShort}</w:t>
+      </w:r>
+      <w:r>
+        <w:rPr>
+          <w:rFonts w:ascii="Times New Roman" w:hAnsi="Times New Roman" w:cs="Times New Roman"/>
+        </w:rPr>
+        <w:t xml:space="preserve">.</w:t>
       </w:r>
     </w:p>
     <w:p>
@@ -1291,7 +1330,7 @@
           <w:color w:val="000000" w:themeColor="text1"/>
           <w:sz w:val="22"/>
         </w:rPr>
-        <w:t xml:space="preserve">4.1. Размер платы за жилое помещение составляет: {totalMonthly} ({totalMonthlyWords}) {totalMonthlyKopecks} копеек за полный месяц проживания и состоит из платы за пользование жилым помещением (плата за наем), которая составляет: {rentAmount} ({rentAmountWords}) {rentAmountKopecks} копеек, НДС не облагается на основании п. 10 ст. 149 НК РФ и платы за коммунальные услуги (электроснабжение, газоснабжение, холодное водоснабжение, водоотведение (канализацию), горячее водоснабжение и теплоснабжение (отопление), которая составляет {utilitiesAmount} ({utilitiesAmountWords}) {utilitiesAmountKopecks} копеек в месяц.</w:t>
+        <w:t xml:space="preserve">4.1. Размер платы за жилое помещение составляет: {totalMonthly} ({totalMonthlyWords}) {totalMonthlyCurrency} {totalMonthlyKopecks} коп. за полный месяц проживания и состоит из платы за пользование жилым помещением (плата за наем), которая составляет: {rentAmount} ({rentAmountWords}) {rentAmountCurrency} {rentAmountKopecks} коп., НДС не облагается на основании п. 10 ст. 149 НК РФ и платы за коммунальные услуги (электроснабжение, газоснабжение, холодное водоснабжение, водоотведение (канализацию), горячее водоснабжение и теплоснабжение (отопление), которая составляет {utilitiesAmount} ({utilitiesAmountWords}) {utilitiesAmountCurrency} {utilitiesAmountKopecks} коп. в месяц.</w:t>
       </w:r>
     </w:p>
     <w:bookmarkEnd w:id="0"/>
@@ -3562,6 +3601,14 @@
                 <w:szCs w:val="22"/>
               </w:rPr>
             </w:pPr>
+            <w:r>
+              <w:rPr>
+                <w:sz w:val="22"/>
+                <w:szCs w:val="22"/>
+                <w:u w:val="single"/>
+              </w:rPr>
+              <w:t xml:space="preserve">{legalRepNameAndPhone}</w:t>
+            </w:r>
           </w:p>
         </w:tc>
       </w:tr>

--- a/backend/templates/contract-standard.docx
+++ b/backend/templates/contract-standard.docx
@@ -3601,14 +3601,6 @@
                 <w:szCs w:val="22"/>
               </w:rPr>
             </w:pPr>
-            <w:r>
-              <w:rPr>
-                <w:sz w:val="22"/>
-                <w:szCs w:val="22"/>
-                <w:u w:val="single"/>
-              </w:rPr>
-              <w:t xml:space="preserve">{legalRepNameAndPhone}</w:t>
-            </w:r>
           </w:p>
         </w:tc>
       </w:tr>
@@ -3673,6 +3665,14 @@
                 <w:szCs w:val="22"/>
               </w:rPr>
             </w:pPr>
+            <w:r>
+              <w:rPr>
+                <w:sz w:val="22"/>
+                <w:szCs w:val="22"/>
+                <w:u w:val="single"/>
+              </w:rPr>
+              <w:t xml:space="preserve">{legalRepFullNameSurname}</w:t>
+            </w:r>
           </w:p>
         </w:tc>
       </w:tr>
@@ -3737,6 +3737,14 @@
                 <w:szCs w:val="22"/>
               </w:rPr>
             </w:pPr>
+            <w:r>
+              <w:rPr>
+                <w:sz w:val="22"/>
+                <w:szCs w:val="22"/>
+                <w:u w:val="single"/>
+              </w:rPr>
+              <w:t xml:space="preserve">{legalRepFullNameRest}</w:t>
+            </w:r>
           </w:p>
         </w:tc>
       </w:tr>
@@ -3801,6 +3809,13 @@
                 <w:szCs w:val="22"/>
               </w:rPr>
             </w:pPr>
+            <w:r>
+              <w:rPr>
+                <w:sz w:val="22"/>
+                <w:szCs w:val="22"/>
+              </w:rPr>
+              <w:t xml:space="preserve">{legalRepPhone}</w:t>
+            </w:r>
           </w:p>
         </w:tc>
       </w:tr>

--- a/backend/templates/contract-standard.docx
+++ b/backend/templates/contract-standard.docx
@@ -3659,7 +3659,7 @@
           </w:tcPr>
           <w:p>
             <w:pPr>
-              <w:jc w:val="both"/>
+              <w:jc w:val="center"/>
               <w:rPr>
                 <w:sz w:val="22"/>
                 <w:szCs w:val="22"/>
@@ -3669,7 +3669,6 @@
               <w:rPr>
                 <w:sz w:val="22"/>
                 <w:szCs w:val="22"/>
-                <w:u w:val="single"/>
               </w:rPr>
               <w:t xml:space="preserve">{legalRepFullNameSurname}</w:t>
             </w:r>
@@ -3731,7 +3730,7 @@
           </w:tcPr>
           <w:p>
             <w:pPr>
-              <w:jc w:val="both"/>
+              <w:jc w:val="center"/>
               <w:rPr>
                 <w:sz w:val="22"/>
                 <w:szCs w:val="22"/>
@@ -3741,7 +3740,6 @@
               <w:rPr>
                 <w:sz w:val="22"/>
                 <w:szCs w:val="22"/>
-                <w:u w:val="single"/>
               </w:rPr>
               <w:t xml:space="preserve">{legalRepFullNameRest}</w:t>
             </w:r>
@@ -3803,7 +3801,7 @@
           </w:tcPr>
           <w:p>
             <w:pPr>
-              <w:jc w:val="both"/>
+              <w:jc w:val="center"/>
               <w:rPr>
                 <w:sz w:val="22"/>
                 <w:szCs w:val="22"/>
